--- a/lessons/5-3/readiness/practice.docx
+++ b/lessons/5-3/readiness/practice.docx
@@ -14,7 +14,7 @@
           <w:sz w:val="36"/>
           <w:szCs w:val="36"/>
         </w:rPr>
-        <w:t xml:space="preserve">Get Ready: Area of Triangles</w:t>
+        <w:t xml:space="preserve">Get Ready: Area of Trapezoids</w:t>
       </w:r>
     </w:p>
     <w:p>
@@ -29,7 +29,7 @@
           <w:sz w:val="20"/>
           <w:szCs w:val="20"/>
         </w:rPr>
-        <w:t xml:space="preserve">Readiness practice for Lesson 5-3  ·  Builds toward 6.G.1</w:t>
+        <w:t xml:space="preserve">Readiness practice for Lesson 5-2  ·  Builds toward 6.G.1</w:t>
       </w:r>
     </w:p>
     <w:p>
@@ -68,7 +68,7 @@
           <w:sz w:val="22"/>
           <w:szCs w:val="22"/>
         </w:rPr>
-        <w:t xml:space="preserve">A triangle is exactly half of a rectangle (or parallelogram) with the same base and height. So triangle area is base × height, then take half. The feeder skills are rectangle area and halving a number — get them warm and the triangle formula feels obvious.</w:t>
+        <w:t xml:space="preserve">The trapezoid area formula adds the two parallel bases, multiplies by the height, then takes half. So the feeder skills are adding, multiplying, and halving a number (multiplying by 1/2). Warm these up and the formula is just three clean steps.</w:t>
       </w:r>
     </w:p>
     <w:p>
@@ -81,7 +81,7 @@
           <w:sz w:val="20"/>
           <w:szCs w:val="20"/>
         </w:rPr>
-        <w:t xml:space="preserve">Skills you'll warm up: Multiplication facts  ·  Area of a rectangle (base × height)  ·  Halving a number (× 1/2)  ·  Identifying base and height</w:t>
+        <w:t xml:space="preserve">Skills you'll warm up: Adding whole numbers  ·  Multiplication facts  ·  Halving a number (× 1/2)  ·  Identifying base and height</w:t>
       </w:r>
     </w:p>
     <w:p>
@@ -124,7 +124,7 @@
           <w:sz w:val="20"/>
           <w:szCs w:val="20"/>
         </w:rPr>
-        <w:t xml:space="preserve">Multiply, then halve — one step at a time.</w:t>
+        <w:t xml:space="preserve">Practice halving and adding, one step at a time.</w:t>
       </w:r>
     </w:p>
     <w:p>
@@ -136,7 +136,7 @@
           <w:sz w:val="22"/>
           <w:szCs w:val="22"/>
         </w:rPr>
-        <w:t xml:space="preserve">1.  What is 4 × 6?</w:t>
+        <w:t xml:space="preserve">1.  What is half of 8?</w:t>
       </w:r>
     </w:p>
     <w:p>
@@ -159,7 +159,7 @@
           <w:sz w:val="22"/>
           <w:szCs w:val="22"/>
         </w:rPr>
-        <w:t xml:space="preserve">2.  What is half of 24?</w:t>
+        <w:t xml:space="preserve">2.  What is 5 + 3?</w:t>
       </w:r>
     </w:p>
     <w:p>
@@ -182,7 +182,7 @@
           <w:sz w:val="22"/>
           <w:szCs w:val="22"/>
         </w:rPr>
-        <w:t xml:space="preserve">3.  What is half of 10?</w:t>
+        <w:t xml:space="preserve">3.  What is half of 16?</w:t>
       </w:r>
     </w:p>
     <w:p>
@@ -222,7 +222,7 @@
           <w:sz w:val="20"/>
           <w:szCs w:val="20"/>
         </w:rPr>
-        <w:t xml:space="preserve">Do base × height, then halve.</w:t>
+        <w:t xml:space="preserve">Combine the steps the trapezoid formula uses.</w:t>
       </w:r>
     </w:p>
     <w:p>
@@ -234,7 +234,7 @@
           <w:sz w:val="22"/>
           <w:szCs w:val="22"/>
         </w:rPr>
-        <w:t xml:space="preserve">1.  Multiply base × height: 8 × 3 = ___?</w:t>
+        <w:t xml:space="preserve">1.  Add the two bases: 7 + 9 = ___?</w:t>
       </w:r>
     </w:p>
     <w:p>
@@ -257,7 +257,7 @@
           <w:sz w:val="22"/>
           <w:szCs w:val="22"/>
         </w:rPr>
-        <w:t xml:space="preserve">2.  A triangle is half of that. Half of 24 = ___?</w:t>
+        <w:t xml:space="preserve">2.  Now multiply that sum by a height of 2: 16 × 2 = ___?</w:t>
       </w:r>
     </w:p>
     <w:p>
@@ -280,20 +280,7 @@
           <w:sz w:val="22"/>
           <w:szCs w:val="22"/>
         </w:rPr>
-        <w:t xml:space="preserve">3.  A triangle has a slanted side of 7 and a straight-up height of 5. Which number is the height?</w:t>
-      </w:r>
-    </w:p>
-    <w:p>
-      <w:pPr>
-        <w:spacing w:after="40" w:before="0"/>
-      </w:pPr>
-      <w:r>
-        <w:rPr>
-          <w:color w:val="5E6E7E"/>
-          <w:sz w:val="20"/>
-          <w:szCs w:val="20"/>
-        </w:rPr>
-        <w:t xml:space="preserve">     choices: 7 (the slanted side)   /   5 (the straight-up distance)</w:t>
+        <w:t xml:space="preserve">3.  Take half of 32 to finish: ___?</w:t>
       </w:r>
     </w:p>
     <w:p>
@@ -333,7 +320,7 @@
           <w:sz w:val="20"/>
           <w:szCs w:val="20"/>
         </w:rPr>
-        <w:t xml:space="preserve">Stretch into full triangle area.</w:t>
+        <w:t xml:space="preserve">Stretch through the whole trapezoid idea.</w:t>
       </w:r>
     </w:p>
     <w:p>
@@ -345,7 +332,7 @@
           <w:sz w:val="22"/>
           <w:szCs w:val="22"/>
         </w:rPr>
-        <w:t xml:space="preserve">1.  A triangle has base 10 and height 6. Find base × height ÷ 2: ___?</w:t>
+        <w:t xml:space="preserve">1.  Bases are 5 and 7, height is 4. First add the bases: 5 + 7 = ___?</w:t>
       </w:r>
     </w:p>
     <w:p>
@@ -368,7 +355,7 @@
           <w:sz w:val="22"/>
           <w:szCs w:val="22"/>
         </w:rPr>
-        <w:t xml:space="preserve">2.  A triangle has base 9 and height 4. What is its area?</w:t>
+        <w:t xml:space="preserve">2.  Multiply by the height (4) then halve: half of (12 × 4) = ___?</w:t>
       </w:r>
     </w:p>
     <w:p>
@@ -406,7 +393,7 @@
           <w:sz w:val="22"/>
           <w:szCs w:val="22"/>
         </w:rPr>
-        <w:t xml:space="preserve">1.  What is half of 36?</w:t>
+        <w:t xml:space="preserve">1.  What is half of 18?</w:t>
       </w:r>
     </w:p>
     <w:p>
@@ -429,7 +416,7 @@
           <w:sz w:val="22"/>
           <w:szCs w:val="22"/>
         </w:rPr>
-        <w:t xml:space="preserve">2.  A triangle has base 8 and height 5. Find base × height ÷ 2: ___?</w:t>
+        <w:t xml:space="preserve">2.  Add the bases 8 and 6, then take half: ___?</w:t>
       </w:r>
     </w:p>
     <w:p>
@@ -455,7 +442,7 @@
           <w:sz w:val="20"/>
           <w:szCs w:val="20"/>
         </w:rPr>
-        <w:t xml:space="preserve">When you've finished, open Lesson 5-3 and dive in!</w:t>
+        <w:t xml:space="preserve">When you've finished, open Lesson 5-2 and dive in!</w:t>
       </w:r>
     </w:p>
     <w:p>
@@ -502,7 +489,7 @@
           <w:sz w:val="20"/>
           <w:szCs w:val="20"/>
         </w:rPr>
-        <w:t xml:space="preserve">1. 24</w:t>
+        <w:t xml:space="preserve">1. 4</w:t>
       </w:r>
     </w:p>
     <w:p>
@@ -514,7 +501,7 @@
           <w:sz w:val="20"/>
           <w:szCs w:val="20"/>
         </w:rPr>
-        <w:t xml:space="preserve">2. 12</w:t>
+        <w:t xml:space="preserve">2. 8</w:t>
       </w:r>
     </w:p>
     <w:p>
@@ -526,7 +513,7 @@
           <w:sz w:val="20"/>
           <w:szCs w:val="20"/>
         </w:rPr>
-        <w:t xml:space="preserve">3. 5</w:t>
+        <w:t xml:space="preserve">3. 8</w:t>
       </w:r>
     </w:p>
     <w:p>
@@ -553,7 +540,7 @@
           <w:sz w:val="20"/>
           <w:szCs w:val="20"/>
         </w:rPr>
-        <w:t xml:space="preserve">1. 24</w:t>
+        <w:t xml:space="preserve">1. 16</w:t>
       </w:r>
     </w:p>
     <w:p>
@@ -565,7 +552,7 @@
           <w:sz w:val="20"/>
           <w:szCs w:val="20"/>
         </w:rPr>
-        <w:t xml:space="preserve">2. 12</w:t>
+        <w:t xml:space="preserve">2. 32</w:t>
       </w:r>
     </w:p>
     <w:p>
@@ -577,7 +564,7 @@
           <w:sz w:val="20"/>
           <w:szCs w:val="20"/>
         </w:rPr>
-        <w:t xml:space="preserve">3. 5 (the straight-up distance)</w:t>
+        <w:t xml:space="preserve">3. 16</w:t>
       </w:r>
     </w:p>
     <w:p>
@@ -604,7 +591,7 @@
           <w:sz w:val="20"/>
           <w:szCs w:val="20"/>
         </w:rPr>
-        <w:t xml:space="preserve">1. 30</w:t>
+        <w:t xml:space="preserve">1. 12</w:t>
       </w:r>
     </w:p>
     <w:p>
@@ -616,7 +603,7 @@
           <w:sz w:val="20"/>
           <w:szCs w:val="20"/>
         </w:rPr>
-        <w:t xml:space="preserve">2. 18</w:t>
+        <w:t xml:space="preserve">2. 24</w:t>
       </w:r>
     </w:p>
     <w:p>
@@ -643,7 +630,7 @@
           <w:sz w:val="20"/>
           <w:szCs w:val="20"/>
         </w:rPr>
-        <w:t xml:space="preserve">1. 18</w:t>
+        <w:t xml:space="preserve">1. 9</w:t>
       </w:r>
     </w:p>
     <w:p>
@@ -655,7 +642,7 @@
           <w:sz w:val="20"/>
           <w:szCs w:val="20"/>
         </w:rPr>
-        <w:t xml:space="preserve">2. 20</w:t>
+        <w:t xml:space="preserve">2. 7</w:t>
       </w:r>
     </w:p>
     <w:sectPr>
